--- a/output/docx/en/BUFRCREX_TableB_en_12.docx
+++ b/output/docx/en/BUFRCREX_TableB_en_12.docx
@@ -1977,7 +1977,7 @@
                 <w:b w:val="0"/>
                 <w:sz w:val="16"/>
               </w:rPr>
-              <w:t>Note 177: Where the expression "at height and over period specified" is entered under element name, an appropriate vertical location shall be specified using descriptors from Class 07, together with an appropriate period using descriptors from Class 04.</w:t>
+              <w:t>Note B177: Where the expression "at height and over period specified" is entered under element name, an appropriate vertical location shall be specified using descriptors from Class 07, together with an appropriate period using descriptors from Class 04.</w:t>
             </w:r>
           </w:p>
         </w:tc>
@@ -2170,7 +2170,7 @@
                 <w:b w:val="0"/>
                 <w:sz w:val="16"/>
               </w:rPr>
-              <w:t>Note 177: Where the expression "at height and over period specified" is entered under element name, an appropriate vertical location shall be specified using descriptors from Class 07, together with an appropriate period using descriptors from Class 04.</w:t>
+              <w:t>Note B177: Where the expression "at height and over period specified" is entered under element name, an appropriate vertical location shall be specified using descriptors from Class 07, together with an appropriate period using descriptors from Class 04.</w:t>
             </w:r>
           </w:p>
         </w:tc>
@@ -7301,7 +7301,7 @@
                 <w:b w:val="0"/>
                 <w:sz w:val="16"/>
               </w:rPr>
-              <w:t>Note 52: The Quality information descriptor 0 33 002 at this point relates to both u-component 0 11 003 and v-component 0 11 004. It is given for each respective gate of the profile measurement.</w:t>
+              <w:t>Note B52: Descriptor 0 12 076 should be used instead of descriptor 0 12 072 to encode radiance.</w:t>
             </w:r>
           </w:p>
         </w:tc>
@@ -9606,7 +9606,7 @@
                 <w:b w:val="0"/>
                 <w:sz w:val="16"/>
               </w:rPr>
-              <w:t>Note 177: Where the expression "at height and over period specified" is entered under element name, an appropriate vertical location shall be specified using descriptors from Class 07, together with an appropriate period using descriptors from Class 04.</w:t>
+              <w:t>Note B177: Where the expression "at height and over period specified" is entered under element name, an appropriate vertical location shall be specified using descriptors from Class 07, together with an appropriate period using descriptors from Class 04.</w:t>
             </w:r>
           </w:p>
         </w:tc>
@@ -9799,7 +9799,7 @@
                 <w:b w:val="0"/>
                 <w:sz w:val="16"/>
               </w:rPr>
-              <w:t>Note 177: Where the expression "at height and over period specified" is entered under element name, an appropriate vertical location shall be specified using descriptors from Class 07, together with an appropriate period using descriptors from Class 04.</w:t>
+              <w:t>Note B177: Where the expression "at height and over period specified" is entered under element name, an appropriate vertical location shall be specified using descriptors from Class 07, together with an appropriate period using descriptors from Class 04.</w:t>
             </w:r>
           </w:p>
         </w:tc>
